--- a/2520030508_Practical/OS-week-1.docx
+++ b/2520030508_Practical/OS-week-1.docx
@@ -341,163 +341,26 @@
     <w:p>
       <w:pPr>
         <w:spacing w:after="244"/>
-        <w:ind w:left="5"/>
-      </w:pPr>
-      <w:r>
-        <w:rPr>
-          <w:rFonts w:ascii="Times New Roman" w:eastAsia="Times New Roman" w:hAnsi="Times New Roman" w:cs="Times New Roman"/>
-          <w:color w:val="333333"/>
-          <w:sz w:val="24"/>
-        </w:rPr>
-        <w:t xml:space="preserve"> </w:t>
-      </w:r>
-      <w:r>
-        <w:rPr>
-          <w:sz w:val="24"/>
-        </w:rPr>
-        <w:t xml:space="preserve"> </w:t>
-      </w:r>
-    </w:p>
-    <w:p>
-      <w:pPr>
-        <w:spacing w:after="6185" w:line="265" w:lineRule="auto"/>
-        <w:ind w:hanging="10"/>
-      </w:pPr>
-      <w:r>
-        <w:rPr>
-          <w:rFonts w:ascii="Times New Roman" w:eastAsia="Times New Roman" w:hAnsi="Times New Roman" w:cs="Times New Roman"/>
-          <w:color w:val="333333"/>
-          <w:sz w:val="24"/>
-        </w:rPr>
-        <w:t xml:space="preserve">                                                            </w:t>
-      </w:r>
-      <w:r>
-        <w:rPr>
-          <w:rFonts w:ascii="Times New Roman" w:eastAsia="Times New Roman" w:hAnsi="Times New Roman" w:cs="Times New Roman"/>
-          <w:b/>
-          <w:color w:val="333333"/>
-          <w:sz w:val="26"/>
-        </w:rPr>
-        <w:t xml:space="preserve">  </w:t>
-      </w:r>
-      <w:r>
-        <w:rPr>
-          <w:rFonts w:ascii="Times New Roman" w:eastAsia="Times New Roman" w:hAnsi="Times New Roman" w:cs="Times New Roman"/>
-          <w:b/>
-          <w:color w:val="333333"/>
-          <w:sz w:val="26"/>
-          <w:u w:val="single" w:color="333333"/>
-        </w:rPr>
-        <w:t>Code</w:t>
-      </w:r>
-      <w:r>
-        <w:rPr>
-          <w:sz w:val="24"/>
-        </w:rPr>
-        <w:t xml:space="preserve"> </w:t>
-      </w:r>
-    </w:p>
-    <w:p>
-      <w:pPr>
-        <w:spacing w:after="0"/>
-      </w:pPr>
-      <w:r>
-        <w:rPr>
-          <w:sz w:val="24"/>
-        </w:rPr>
-        <w:t xml:space="preserve"> </w:t>
-      </w:r>
-      <w:r>
-        <w:rPr>
-          <w:sz w:val="24"/>
-        </w:rPr>
-        <w:tab/>
-        <w:t xml:space="preserve"> </w:t>
-      </w:r>
-    </w:p>
-    <w:p>
-      <w:pPr>
-        <w:spacing w:after="0"/>
-        <w:ind w:left="5"/>
-      </w:pPr>
-      <w:r>
-        <w:rPr>
-          <w:sz w:val="24"/>
-        </w:rPr>
-        <w:lastRenderedPageBreak/>
-        <w:t xml:space="preserve"> </w:t>
-      </w:r>
-    </w:p>
-    <w:p>
-      <w:pPr>
-        <w:spacing w:after="0"/>
-      </w:pPr>
-      <w:r>
-        <w:rPr>
-          <w:sz w:val="24"/>
-        </w:rPr>
-        <w:t xml:space="preserve"> </w:t>
-      </w:r>
-      <w:r>
-        <w:rPr>
-          <w:sz w:val="24"/>
-        </w:rPr>
-        <w:tab/>
-      </w:r>
+      </w:pPr>
       <w:r>
         <w:rPr>
           <w:b/>
           <w:sz w:val="32"/>
         </w:rPr>
-        <w:t xml:space="preserve"> </w:t>
-      </w:r>
-    </w:p>
-    <w:p>
-      <w:pPr>
-        <w:spacing w:after="0"/>
-        <w:ind w:left="63"/>
-        <w:jc w:val="center"/>
-      </w:pPr>
-      <w:r>
-        <w:rPr>
-          <w:sz w:val="24"/>
-        </w:rPr>
-        <w:t xml:space="preserve"> </w:t>
-      </w:r>
-    </w:p>
-    <w:p>
-      <w:pPr>
-        <w:spacing w:after="0"/>
-        <w:ind w:left="5"/>
-      </w:pPr>
-      <w:r>
-        <w:rPr>
-          <w:sz w:val="24"/>
-        </w:rPr>
-        <w:t xml:space="preserve"> </w:t>
-      </w:r>
-    </w:p>
-    <w:p>
-      <w:pPr>
-        <w:spacing w:after="122"/>
-        <w:ind w:right="3280"/>
-        <w:jc w:val="center"/>
-      </w:pPr>
-      <w:r>
-        <w:rPr>
-          <w:noProof/>
-        </w:rPr>
+        <w:lastRenderedPageBreak/>
         <w:drawing>
-          <wp:inline distT="0" distB="0" distL="0" distR="0" wp14:anchorId="221BFF11" wp14:editId="2714F516">
-            <wp:extent cx="3825240" cy="5585460"/>
-            <wp:effectExtent l="0" t="0" r="0" b="0"/>
-            <wp:docPr id="85" name="Picture 85"/>
-            <wp:cNvGraphicFramePr/>
+          <wp:inline distT="0" distB="0" distL="0" distR="0" wp14:anchorId="3E11A002" wp14:editId="2733B40E">
+            <wp:extent cx="5943600" cy="5295265"/>
+            <wp:effectExtent l="0" t="0" r="0" b="635"/>
+            <wp:docPr id="1747385615" name="Picture 1" descr="The image shows a terminal screen with a command line interface displaying a C program that forks a child process, executes a user-inputted command, and then waits for the child process to complete.&#10;&#10;AI-generated content may be incorrect."/>
+            <wp:cNvGraphicFramePr>
+              <a:graphicFrameLocks xmlns:a="http://schemas.openxmlformats.org/drawingml/2006/main" noChangeAspect="1"/>
+            </wp:cNvGraphicFramePr>
             <a:graphic xmlns:a="http://schemas.openxmlformats.org/drawingml/2006/main">
               <a:graphicData uri="http://schemas.openxmlformats.org/drawingml/2006/picture">
                 <pic:pic xmlns:pic="http://schemas.openxmlformats.org/drawingml/2006/picture">
                   <pic:nvPicPr>
-                    <pic:cNvPr id="85" name="Picture 85"/>
+                    <pic:cNvPr id="1747385615" name="Picture 1" descr="The image shows a terminal screen with a command line interface displaying a C program that forks a child process, executes a user-inputted command, and then waits for the child process to complete.&#10;&#10;AI-generated content may be incorrect."/>
                     <pic:cNvPicPr/>
                   </pic:nvPicPr>
                   <pic:blipFill>
@@ -509,7 +372,7 @@
                   <pic:spPr>
                     <a:xfrm>
                       <a:off x="0" y="0"/>
-                      <a:ext cx="3825240" cy="5585460"/>
+                      <a:ext cx="5943600" cy="5295265"/>
                     </a:xfrm>
                     <a:prstGeom prst="rect">
                       <a:avLst/>
@@ -521,6 +384,62 @@
           </wp:inline>
         </w:drawing>
       </w:r>
+    </w:p>
+    <w:p>
+      <w:pPr>
+        <w:spacing w:after="0"/>
+      </w:pPr>
+      <w:r>
+        <w:rPr>
+          <w:sz w:val="24"/>
+        </w:rPr>
+        <w:t xml:space="preserve"> </w:t>
+      </w:r>
+      <w:r>
+        <w:rPr>
+          <w:sz w:val="24"/>
+        </w:rPr>
+        <w:tab/>
+      </w:r>
+      <w:r>
+        <w:rPr>
+          <w:b/>
+          <w:sz w:val="32"/>
+        </w:rPr>
+        <w:t xml:space="preserve"> </w:t>
+      </w:r>
+    </w:p>
+    <w:p>
+      <w:pPr>
+        <w:spacing w:after="0"/>
+        <w:ind w:left="63"/>
+        <w:jc w:val="center"/>
+      </w:pPr>
+      <w:r>
+        <w:rPr>
+          <w:sz w:val="24"/>
+        </w:rPr>
+        <w:t xml:space="preserve"> </w:t>
+      </w:r>
+    </w:p>
+    <w:p>
+      <w:pPr>
+        <w:spacing w:after="0"/>
+        <w:ind w:left="5"/>
+      </w:pPr>
+      <w:r>
+        <w:rPr>
+          <w:sz w:val="24"/>
+        </w:rPr>
+        <w:t xml:space="preserve"> </w:t>
+      </w:r>
+    </w:p>
+    <w:p>
+      <w:pPr>
+        <w:spacing w:after="122"/>
+        <w:ind w:right="3280"/>
+        <w:jc w:val="center"/>
+      </w:pPr>
       <w:r>
         <w:rPr>
           <w:sz w:val="24"/>
@@ -596,19 +515,21 @@
       </w:pPr>
       <w:r>
         <w:rPr>
-          <w:noProof/>
+          <w:sz w:val="24"/>
         </w:rPr>
         <w:drawing>
-          <wp:inline distT="0" distB="0" distL="0" distR="0" wp14:anchorId="6A0B1286" wp14:editId="45D28E19">
-            <wp:extent cx="5311140" cy="1264920"/>
-            <wp:effectExtent l="0" t="0" r="0" b="0"/>
-            <wp:docPr id="87" name="Picture 87"/>
-            <wp:cNvGraphicFramePr/>
+          <wp:inline distT="0" distB="0" distL="0" distR="0" wp14:anchorId="2F1FB2C1" wp14:editId="04B0D499">
+            <wp:extent cx="5943600" cy="1043940"/>
+            <wp:effectExtent l="0" t="0" r="0" b="3810"/>
+            <wp:docPr id="1400587877" name="Picture 1" descr="The image shows a terminal screen displaying a series of file names and process information, with a command being executed and a child process completing its task.&#10;&#10;AI-generated content may be incorrect."/>
+            <wp:cNvGraphicFramePr>
+              <a:graphicFrameLocks xmlns:a="http://schemas.openxmlformats.org/drawingml/2006/main" noChangeAspect="1"/>
+            </wp:cNvGraphicFramePr>
             <a:graphic xmlns:a="http://schemas.openxmlformats.org/drawingml/2006/main">
               <a:graphicData uri="http://schemas.openxmlformats.org/drawingml/2006/picture">
                 <pic:pic xmlns:pic="http://schemas.openxmlformats.org/drawingml/2006/picture">
                   <pic:nvPicPr>
-                    <pic:cNvPr id="87" name="Picture 87"/>
+                    <pic:cNvPr id="1400587877" name="Picture 1" descr="The image shows a terminal screen displaying a series of file names and process information, with a command being executed and a child process completing its task.&#10;&#10;AI-generated content may be incorrect."/>
                     <pic:cNvPicPr/>
                   </pic:nvPicPr>
                   <pic:blipFill>
@@ -620,7 +541,7 @@
                   <pic:spPr>
                     <a:xfrm>
                       <a:off x="0" y="0"/>
-                      <a:ext cx="5311140" cy="1264920"/>
+                      <a:ext cx="5943600" cy="1043940"/>
                     </a:xfrm>
                     <a:prstGeom prst="rect">
                       <a:avLst/>
@@ -674,7 +595,6 @@
         <w:rPr>
           <w:sz w:val="24"/>
         </w:rPr>
-        <w:lastRenderedPageBreak/>
         <w:t xml:space="preserve"> </w:t>
       </w:r>
     </w:p>
